--- a/backend/temp/SOLICITUD_María_José_Molina_Amaguaya.docx
+++ b/backend/temp/SOLICITUD_María_José_Molina_Amaguaya.docx
@@ -429,7 +429,17 @@
                 <w:szCs w:val="22"/>
                 <w:lang w:val="es-EC"/>
               </w:rPr>
-              <w:t xml:space="preserve"> tienes en dirección de proyectos tecnológicos</w:t>
+              <w:t xml:space="preserve"> tienes en </w:t>
+            </w:r>
+            <w:r>
+              <w:rPr>
+                <w:rFonts w:ascii="Arial Narrow" w:hAnsi="Arial Narrow" w:cs="Arial"/>
+                <w:b/>
+                <w:sz w:val="22"/>
+                <w:szCs w:val="22"/>
+                <w:lang w:val="es-EC"/>
+              </w:rPr>
+              <w:t>el área</w:t>
             </w:r>
             <w:r>
               <w:rPr>
@@ -688,7 +698,7 @@
                 <w:sz w:val="20"/>
                 <w:szCs w:val="20"/>
               </w:rPr>
-              <w:t>Diploma</w:t>
+              <w:t>Título</w:t>
             </w:r>
           </w:p>
         </w:tc>
@@ -844,6 +854,7 @@
                 <w:szCs w:val="20"/>
               </w:rPr>
             </w:pPr>
+            <w:proofErr w:type="spellStart"/>
             <w:r>
               <w:rPr>
                 <w:rFonts w:ascii="Arial Narrow" w:hAnsi="Arial Narrow" w:cs="Arial"/>
@@ -851,8 +862,9 @@
                 <w:sz w:val="20"/>
                 <w:szCs w:val="20"/>
               </w:rPr>
-              <w:t xml:space="preserve">Post-grado/        </w:t>
-            </w:r>
+              <w:t>Post-grado</w:t>
+            </w:r>
+            <w:proofErr w:type="spellEnd"/>
             <w:r>
               <w:rPr>
                 <w:rFonts w:ascii="Arial Narrow" w:hAnsi="Arial Narrow" w:cs="Arial"/>
@@ -860,6 +872,15 @@
                 <w:sz w:val="20"/>
                 <w:szCs w:val="20"/>
               </w:rPr>
+              <w:t xml:space="preserve">/        </w:t>
+            </w:r>
+            <w:r>
+              <w:rPr>
+                <w:rFonts w:ascii="Arial Narrow" w:hAnsi="Arial Narrow" w:cs="Arial"/>
+                <w:b/>
+                <w:sz w:val="20"/>
+                <w:szCs w:val="20"/>
+              </w:rPr>
               <w:t>Masterado:</w:t>
             </w:r>
           </w:p>
@@ -870,7 +891,7 @@
           </w:tcPr>
           <w:p>
             <w:r>
-              <w:t>Universidad EUDE México</w:t>
+              <w:t>Universidad EUDE México, Virtual</w:t>
             </w:r>
           </w:p>
         </w:tc>
@@ -991,7 +1012,7 @@
     </w:p>
     <w:tbl>
       <w:tblPr>
-        <w:tblW w:w="9649" w:type="dxa"/>
+        <w:tblW w:w="9496" w:type="dxa"/>
         <w:tblInd w:w="-60" w:type="dxa"/>
         <w:tblBorders>
           <w:top w:val="single" w:sz="4" w:space="0" w:color="auto"/>
@@ -1005,18 +1026,17 @@
         <w:tblLook w:val="0000" w:firstRow="0" w:lastRow="0" w:firstColumn="0" w:lastColumn="0" w:noHBand="0" w:noVBand="0"/>
       </w:tblPr>
       <w:tblGrid>
-        <w:gridCol w:w="3588"/>
-        <w:gridCol w:w="1664"/>
-        <w:gridCol w:w="1664"/>
-        <w:gridCol w:w="2733"/>
+        <w:gridCol w:w="4267"/>
+        <w:gridCol w:w="1979"/>
+        <w:gridCol w:w="3250"/>
       </w:tblGrid>
       <w:tr>
         <w:trPr>
-          <w:trHeight w:val="494"/>
+          <w:trHeight w:val="521"/>
         </w:trPr>
         <w:tc>
           <w:tcPr>
-            <w:tcW w:w="3588" w:type="dxa"/>
+            <w:tcW w:w="4267" w:type="dxa"/>
             <w:shd w:val="clear" w:color="auto" w:fill="B4C6E7"/>
             <w:vAlign w:val="center"/>
           </w:tcPr>
@@ -1047,7 +1067,7 @@
         </w:tc>
         <w:tc>
           <w:tcPr>
-            <w:tcW w:w="1664" w:type="dxa"/>
+            <w:tcW w:w="1979" w:type="dxa"/>
             <w:shd w:val="clear" w:color="auto" w:fill="B4C6E7"/>
           </w:tcPr>
           <w:p>
@@ -1105,7 +1125,7 @@
         </w:tc>
         <w:tc>
           <w:tcPr>
-            <w:tcW w:w="1664" w:type="dxa"/>
+            <w:tcW w:w="3250" w:type="dxa"/>
             <w:shd w:val="clear" w:color="auto" w:fill="B4C6E7"/>
             <w:vAlign w:val="center"/>
           </w:tcPr>
@@ -1130,14 +1150,228 @@
                 <w:szCs w:val="22"/>
                 <w:lang w:val="es-EC"/>
               </w:rPr>
-              <w:t>Horas</w:t>
-            </w:r>
-          </w:p>
-        </w:tc>
-        <w:tc>
-          <w:tcPr>
-            <w:tcW w:w="2733" w:type="dxa"/>
-            <w:shd w:val="clear" w:color="auto" w:fill="B4C6E7"/>
+              <w:t>Me</w:t>
+            </w:r>
+            <w:r>
+              <w:rPr>
+                <w:rFonts w:ascii="Arial Narrow" w:hAnsi="Arial Narrow" w:cs="Arial"/>
+                <w:b/>
+                <w:sz w:val="22"/>
+                <w:szCs w:val="22"/>
+                <w:lang w:val="es-EC"/>
+              </w:rPr>
+              <w:t xml:space="preserve">s / </w:t>
+            </w:r>
+            <w:r>
+              <w:rPr>
+                <w:rFonts w:ascii="Arial Narrow" w:hAnsi="Arial Narrow" w:cs="Arial"/>
+                <w:b/>
+                <w:sz w:val="22"/>
+                <w:szCs w:val="22"/>
+                <w:lang w:val="es-EC"/>
+              </w:rPr>
+              <w:t>Año</w:t>
+            </w:r>
+            <w:r>
+              <w:rPr>
+                <w:rFonts w:ascii="Arial Narrow" w:hAnsi="Arial Narrow" w:cs="Arial"/>
+                <w:b/>
+                <w:sz w:val="22"/>
+                <w:szCs w:val="22"/>
+                <w:lang w:val="es-EC"/>
+              </w:rPr>
+              <w:t xml:space="preserve"> de Finalización</w:t>
+            </w:r>
+          </w:p>
+        </w:tc>
+      </w:tr>
+      <w:tr>
+        <w:trPr>
+          <w:trHeight w:val="258"/>
+        </w:trPr>
+        <w:tc>
+          <w:tcPr>
+            <w:tcW w:w="4267" w:type="dxa"/>
+            <w:vAlign w:val="center"/>
+          </w:tcPr>
+          <w:p>
+            <w:r>
+              <w:t>CCNA 200-301</w:t>
+            </w:r>
+          </w:p>
+        </w:tc>
+        <w:tc>
+          <w:tcPr>
+            <w:tcW w:w="1979" w:type="dxa"/>
+          </w:tcPr>
+          <w:p>
+            <w:r>
+              <w:t>Cisco</w:t>
+            </w:r>
+          </w:p>
+        </w:tc>
+        <w:tc>
+          <w:tcPr>
+            <w:tcW w:w="3250" w:type="dxa"/>
+            <w:vAlign w:val="center"/>
+          </w:tcPr>
+          <w:p>
+            <w:r>
+              <w:t>No especificado</w:t>
+            </w:r>
+          </w:p>
+        </w:tc>
+      </w:tr>
+      <w:tr>
+        <w:trPr>
+          <w:trHeight w:val="258"/>
+        </w:trPr>
+        <w:tc>
+          <w:tcPr>
+            <w:tcW w:w="4267" w:type="dxa"/>
+            <w:vAlign w:val="center"/>
+          </w:tcPr>
+          <w:p>
+            <w:r>
+              <w:t>Google Data Analytics – Professional Certificate</w:t>
+            </w:r>
+          </w:p>
+        </w:tc>
+        <w:tc>
+          <w:tcPr>
+            <w:tcW w:w="1979" w:type="dxa"/>
+          </w:tcPr>
+          <w:p>
+            <w:r>
+              <w:t>Google</w:t>
+            </w:r>
+          </w:p>
+        </w:tc>
+        <w:tc>
+          <w:tcPr>
+            <w:tcW w:w="3250" w:type="dxa"/>
+            <w:vAlign w:val="center"/>
+          </w:tcPr>
+          <w:p>
+            <w:r>
+              <w:t>No especificado</w:t>
+            </w:r>
+          </w:p>
+        </w:tc>
+      </w:tr>
+      <w:tr>
+        <w:trPr>
+          <w:trHeight w:val="258"/>
+        </w:trPr>
+        <w:tc>
+          <w:tcPr>
+            <w:tcW w:w="4267" w:type="dxa"/>
+            <w:vAlign w:val="center"/>
+          </w:tcPr>
+          <w:p>
+            <w:r>
+              <w:t>Business Process Management (BPM)</w:t>
+            </w:r>
+          </w:p>
+        </w:tc>
+        <w:tc>
+          <w:tcPr>
+            <w:tcW w:w="1979" w:type="dxa"/>
+          </w:tcPr>
+          <w:p>
+            <w:r>
+              <w:t>No especificado</w:t>
+            </w:r>
+          </w:p>
+        </w:tc>
+        <w:tc>
+          <w:tcPr>
+            <w:tcW w:w="3250" w:type="dxa"/>
+            <w:vAlign w:val="center"/>
+          </w:tcPr>
+          <w:p>
+            <w:r>
+              <w:t>No especificado</w:t>
+            </w:r>
+          </w:p>
+        </w:tc>
+      </w:tr>
+      <w:tr>
+        <w:trPr>
+          <w:trHeight w:val="258"/>
+        </w:trPr>
+        <w:tc>
+          <w:tcPr>
+            <w:tcW w:w="4267" w:type="dxa"/>
+            <w:vAlign w:val="center"/>
+          </w:tcPr>
+          <w:p>
+            <w:r>
+              <w:t>ISO/IEC 27001 – Information Security Management</w:t>
+            </w:r>
+          </w:p>
+        </w:tc>
+        <w:tc>
+          <w:tcPr>
+            <w:tcW w:w="1979" w:type="dxa"/>
+          </w:tcPr>
+          <w:p>
+            <w:r>
+              <w:t>No especificado</w:t>
+            </w:r>
+          </w:p>
+        </w:tc>
+        <w:tc>
+          <w:tcPr>
+            <w:tcW w:w="3250" w:type="dxa"/>
+            <w:vAlign w:val="center"/>
+          </w:tcPr>
+          <w:p>
+            <w:r>
+              <w:t>No especificado</w:t>
+            </w:r>
+          </w:p>
+        </w:tc>
+      </w:tr>
+      <w:tr>
+        <w:trPr>
+          <w:trHeight w:val="258"/>
+        </w:trPr>
+        <w:tc>
+          <w:tcPr>
+            <w:tcW w:w="4267" w:type="dxa"/>
+            <w:vAlign w:val="center"/>
+          </w:tcPr>
+          <w:p>
+            <w:pPr>
+              <w:rPr>
+                <w:rFonts w:ascii="Arial Narrow" w:hAnsi="Arial Narrow" w:cs="Arial"/>
+                <w:sz w:val="22"/>
+                <w:szCs w:val="22"/>
+                <w:lang w:val="es-EC"/>
+              </w:rPr>
+            </w:pPr>
+          </w:p>
+        </w:tc>
+        <w:tc>
+          <w:tcPr>
+            <w:tcW w:w="1979" w:type="dxa"/>
+          </w:tcPr>
+          <w:p>
+            <w:pPr>
+              <w:jc w:val="center"/>
+              <w:rPr>
+                <w:rFonts w:ascii="Arial Narrow" w:hAnsi="Arial Narrow"/>
+                <w:sz w:val="22"/>
+                <w:szCs w:val="22"/>
+                <w:lang w:val="es-EC"/>
+              </w:rPr>
+            </w:pPr>
+          </w:p>
+        </w:tc>
+        <w:tc>
+          <w:tcPr>
+            <w:tcW w:w="3250" w:type="dxa"/>
             <w:vAlign w:val="center"/>
           </w:tcPr>
           <w:p>
@@ -1147,231 +1381,179 @@
               <w:jc w:val="center"/>
               <w:rPr>
                 <w:rFonts w:ascii="Arial Narrow" w:hAnsi="Arial Narrow" w:cs="Arial"/>
-                <w:b/>
                 <w:sz w:val="22"/>
                 <w:szCs w:val="22"/>
                 <w:lang w:val="es-EC"/>
               </w:rPr>
             </w:pPr>
-            <w:r>
+          </w:p>
+        </w:tc>
+      </w:tr>
+      <w:tr>
+        <w:trPr>
+          <w:trHeight w:val="258"/>
+        </w:trPr>
+        <w:tc>
+          <w:tcPr>
+            <w:tcW w:w="4267" w:type="dxa"/>
+            <w:vAlign w:val="center"/>
+          </w:tcPr>
+          <w:p>
+            <w:pPr>
               <w:rPr>
                 <w:rFonts w:ascii="Arial Narrow" w:hAnsi="Arial Narrow" w:cs="Arial"/>
-                <w:b/>
                 <w:sz w:val="22"/>
                 <w:szCs w:val="22"/>
                 <w:lang w:val="es-EC"/>
               </w:rPr>
-              <w:t>Me</w:t>
-            </w:r>
-            <w:r>
-              <w:rPr>
-                <w:rFonts w:ascii="Arial Narrow" w:hAnsi="Arial Narrow" w:cs="Arial"/>
-                <w:b/>
+            </w:pPr>
+          </w:p>
+        </w:tc>
+        <w:tc>
+          <w:tcPr>
+            <w:tcW w:w="1979" w:type="dxa"/>
+          </w:tcPr>
+          <w:p>
+            <w:pPr>
+              <w:jc w:val="center"/>
+              <w:rPr>
+                <w:rFonts w:ascii="Arial Narrow" w:hAnsi="Arial Narrow"/>
                 <w:sz w:val="22"/>
                 <w:szCs w:val="22"/>
                 <w:lang w:val="es-EC"/>
               </w:rPr>
-              <w:t xml:space="preserve">s / </w:t>
-            </w:r>
-            <w:r>
+            </w:pPr>
+          </w:p>
+        </w:tc>
+        <w:tc>
+          <w:tcPr>
+            <w:tcW w:w="3250" w:type="dxa"/>
+            <w:vAlign w:val="center"/>
+          </w:tcPr>
+          <w:p>
+            <w:pPr>
+              <w:snapToGrid w:val="0"/>
+              <w:ind w:left="-15" w:right="30"/>
+              <w:jc w:val="center"/>
               <w:rPr>
                 <w:rFonts w:ascii="Arial Narrow" w:hAnsi="Arial Narrow" w:cs="Arial"/>
-                <w:b/>
                 <w:sz w:val="22"/>
                 <w:szCs w:val="22"/>
                 <w:lang w:val="es-EC"/>
               </w:rPr>
-              <w:t>Año</w:t>
-            </w:r>
-            <w:r>
+            </w:pPr>
+          </w:p>
+        </w:tc>
+      </w:tr>
+      <w:tr>
+        <w:trPr>
+          <w:trHeight w:val="258"/>
+        </w:trPr>
+        <w:tc>
+          <w:tcPr>
+            <w:tcW w:w="4267" w:type="dxa"/>
+            <w:vAlign w:val="center"/>
+          </w:tcPr>
+          <w:p>
+            <w:pPr>
               <w:rPr>
                 <w:rFonts w:ascii="Arial Narrow" w:hAnsi="Arial Narrow" w:cs="Arial"/>
-                <w:b/>
                 <w:sz w:val="22"/>
                 <w:szCs w:val="22"/>
                 <w:lang w:val="es-EC"/>
               </w:rPr>
-              <w:t xml:space="preserve"> de Finalización</w:t>
-            </w:r>
+            </w:pPr>
+          </w:p>
+        </w:tc>
+        <w:tc>
+          <w:tcPr>
+            <w:tcW w:w="1979" w:type="dxa"/>
+          </w:tcPr>
+          <w:p>
+            <w:pPr>
+              <w:jc w:val="center"/>
+              <w:rPr>
+                <w:rFonts w:ascii="Arial Narrow" w:hAnsi="Arial Narrow"/>
+                <w:sz w:val="22"/>
+                <w:szCs w:val="22"/>
+                <w:lang w:val="es-EC"/>
+              </w:rPr>
+            </w:pPr>
+          </w:p>
+        </w:tc>
+        <w:tc>
+          <w:tcPr>
+            <w:tcW w:w="3250" w:type="dxa"/>
+            <w:vAlign w:val="center"/>
+          </w:tcPr>
+          <w:p>
+            <w:pPr>
+              <w:snapToGrid w:val="0"/>
+              <w:ind w:left="-15" w:right="30"/>
+              <w:jc w:val="center"/>
+              <w:rPr>
+                <w:rFonts w:ascii="Arial Narrow" w:hAnsi="Arial Narrow" w:cs="Arial"/>
+                <w:sz w:val="22"/>
+                <w:szCs w:val="22"/>
+                <w:lang w:val="es-EC"/>
+              </w:rPr>
+            </w:pPr>
           </w:p>
         </w:tc>
       </w:tr>
       <w:tr>
         <w:trPr>
-          <w:trHeight w:val="245"/>
+          <w:trHeight w:val="258"/>
         </w:trPr>
         <w:tc>
           <w:tcPr>
-            <w:tcW w:w="3588" w:type="dxa"/>
+            <w:tcW w:w="4267" w:type="dxa"/>
             <w:vAlign w:val="center"/>
           </w:tcPr>
           <w:p>
-            <w:r>
-              <w:t>CCNA 200-301</w:t>
-            </w:r>
-          </w:p>
-        </w:tc>
-        <w:tc>
-          <w:tcPr>
-            <w:tcW w:w="1664" w:type="dxa"/>
-          </w:tcPr>
-          <w:p>
-            <w:r>
-              <w:t>Cisco</w:t>
-            </w:r>
-          </w:p>
-        </w:tc>
-        <w:tc>
-          <w:tcPr>
-            <w:tcW w:w="1664" w:type="dxa"/>
+            <w:pPr>
+              <w:rPr>
+                <w:rFonts w:ascii="Arial Narrow" w:hAnsi="Arial Narrow" w:cs="Arial"/>
+                <w:sz w:val="22"/>
+                <w:szCs w:val="22"/>
+                <w:lang w:val="es-EC"/>
+              </w:rPr>
+            </w:pPr>
+          </w:p>
+        </w:tc>
+        <w:tc>
+          <w:tcPr>
+            <w:tcW w:w="1979" w:type="dxa"/>
+          </w:tcPr>
+          <w:p>
+            <w:pPr>
+              <w:jc w:val="center"/>
+              <w:rPr>
+                <w:rFonts w:ascii="Arial Narrow" w:hAnsi="Arial Narrow"/>
+                <w:sz w:val="22"/>
+                <w:szCs w:val="22"/>
+                <w:lang w:val="es-EC"/>
+              </w:rPr>
+            </w:pPr>
+          </w:p>
+        </w:tc>
+        <w:tc>
+          <w:tcPr>
+            <w:tcW w:w="3250" w:type="dxa"/>
             <w:vAlign w:val="center"/>
           </w:tcPr>
           <w:p>
-            <w:r>
-              <w:t>No especificado</w:t>
-            </w:r>
-          </w:p>
-        </w:tc>
-        <w:tc>
-          <w:tcPr>
-            <w:tcW w:w="2733" w:type="dxa"/>
-            <w:vAlign w:val="center"/>
-          </w:tcPr>
-          <w:p>
-            <w:r>
-              <w:t>No especificado</w:t>
-            </w:r>
-          </w:p>
-        </w:tc>
-      </w:tr>
-      <w:tr>
-        <w:trPr>
-          <w:trHeight w:val="245"/>
-        </w:trPr>
-        <w:tc>
-          <w:tcPr>
-            <w:tcW w:w="3588" w:type="dxa"/>
-            <w:vAlign w:val="center"/>
-          </w:tcPr>
-          <w:p>
-            <w:r>
-              <w:t>Google Data Analytics – Professional Certificate</w:t>
-            </w:r>
-          </w:p>
-        </w:tc>
-        <w:tc>
-          <w:tcPr>
-            <w:tcW w:w="1664" w:type="dxa"/>
-          </w:tcPr>
-          <w:p>
-            <w:r>
-              <w:t>Google</w:t>
-            </w:r>
-          </w:p>
-        </w:tc>
-        <w:tc>
-          <w:tcPr>
-            <w:tcW w:w="1664" w:type="dxa"/>
-          </w:tcPr>
-          <w:p>
-            <w:r>
-              <w:t>No especificado</w:t>
-            </w:r>
-          </w:p>
-        </w:tc>
-        <w:tc>
-          <w:tcPr>
-            <w:tcW w:w="2733" w:type="dxa"/>
-            <w:vAlign w:val="center"/>
-          </w:tcPr>
-          <w:p>
-            <w:r>
-              <w:t>No especificado</w:t>
-            </w:r>
-          </w:p>
-        </w:tc>
-      </w:tr>
-      <w:tr>
-        <w:tc>
-          <w:tcPr>
-            <w:tcW w:type="dxa" w:w="3588"/>
-          </w:tcPr>
-          <w:p>
-            <w:r>
-              <w:t>ISO/IEC 27001 – Information Security Management</w:t>
-            </w:r>
-          </w:p>
-        </w:tc>
-        <w:tc>
-          <w:tcPr>
-            <w:tcW w:type="dxa" w:w="1664"/>
-          </w:tcPr>
-          <w:p>
-            <w:r>
-              <w:t>No especificado</w:t>
-            </w:r>
-          </w:p>
-        </w:tc>
-        <w:tc>
-          <w:tcPr>
-            <w:tcW w:type="dxa" w:w="1664"/>
-          </w:tcPr>
-          <w:p>
-            <w:r>
-              <w:t>No especificado</w:t>
-            </w:r>
-          </w:p>
-        </w:tc>
-        <w:tc>
-          <w:tcPr>
-            <w:tcW w:type="dxa" w:w="2733"/>
-          </w:tcPr>
-          <w:p>
-            <w:r>
-              <w:t>No especificado</w:t>
-            </w:r>
-          </w:p>
-        </w:tc>
-      </w:tr>
-      <w:tr>
-        <w:tc>
-          <w:tcPr>
-            <w:tcW w:type="dxa" w:w="3588"/>
-          </w:tcPr>
-          <w:p>
-            <w:r>
-              <w:t>Business Process Management (BPM)</w:t>
-            </w:r>
-          </w:p>
-        </w:tc>
-        <w:tc>
-          <w:tcPr>
-            <w:tcW w:type="dxa" w:w="1664"/>
-          </w:tcPr>
-          <w:p>
-            <w:r>
-              <w:t>No especificado</w:t>
-            </w:r>
-          </w:p>
-        </w:tc>
-        <w:tc>
-          <w:tcPr>
-            <w:tcW w:type="dxa" w:w="1664"/>
-          </w:tcPr>
-          <w:p>
-            <w:r>
-              <w:t>No especificado</w:t>
-            </w:r>
-          </w:p>
-        </w:tc>
-        <w:tc>
-          <w:tcPr>
-            <w:tcW w:type="dxa" w:w="2733"/>
-          </w:tcPr>
-          <w:p>
-            <w:r>
-              <w:t>No especificado</w:t>
-            </w:r>
+            <w:pPr>
+              <w:snapToGrid w:val="0"/>
+              <w:ind w:left="-15" w:right="30"/>
+              <w:jc w:val="center"/>
+              <w:rPr>
+                <w:rFonts w:ascii="Arial Narrow" w:hAnsi="Arial Narrow" w:cs="Arial"/>
+                <w:sz w:val="22"/>
+                <w:szCs w:val="22"/>
+                <w:lang w:val="es-EC"/>
+              </w:rPr>
+            </w:pPr>
           </w:p>
         </w:tc>
       </w:tr>
@@ -1663,7 +1845,7 @@
           </w:tcPr>
           <w:p>
             <w:r>
-              <w:t>Propuestas técnico-económicas</w:t>
+              <w:t>Elaboración de propuestas</w:t>
             </w:r>
           </w:p>
         </w:tc>
@@ -1674,7 +1856,7 @@
           </w:tcPr>
           <w:p>
             <w:r>
-              <w:t>Elaboración de más de 120 propuestas para proyectos públicos y privados.</w:t>
+              <w:t>Elaboración de más de 120 propuestas técnico-económicas para proyectos públicos y privados.</w:t>
             </w:r>
           </w:p>
         </w:tc>
@@ -1796,6 +1978,68 @@
             <w:r>
               <w:t>No especificado</w:t>
             </w:r>
+          </w:p>
+        </w:tc>
+      </w:tr>
+      <w:tr>
+        <w:trPr>
+          <w:trHeight w:val="307"/>
+        </w:trPr>
+        <w:tc>
+          <w:tcPr>
+            <w:tcW w:w="2553" w:type="dxa"/>
+            <w:vAlign w:val="center"/>
+          </w:tcPr>
+          <w:p>
+            <w:pPr>
+              <w:rPr>
+                <w:rFonts w:ascii="Arial Narrow" w:hAnsi="Arial Narrow" w:cs="Arial"/>
+              </w:rPr>
+            </w:pPr>
+          </w:p>
+        </w:tc>
+        <w:tc>
+          <w:tcPr>
+            <w:tcW w:w="2649" w:type="dxa"/>
+            <w:vAlign w:val="center"/>
+          </w:tcPr>
+          <w:p>
+            <w:pPr>
+              <w:ind w:left="345"/>
+              <w:rPr>
+                <w:rFonts w:ascii="Arial Narrow" w:hAnsi="Arial Narrow"/>
+              </w:rPr>
+            </w:pPr>
+          </w:p>
+        </w:tc>
+        <w:tc>
+          <w:tcPr>
+            <w:tcW w:w="1648" w:type="dxa"/>
+            <w:vAlign w:val="center"/>
+          </w:tcPr>
+          <w:p>
+            <w:pPr>
+              <w:jc w:val="center"/>
+              <w:rPr>
+                <w:rFonts w:ascii="Arial Narrow" w:hAnsi="Arial Narrow"/>
+              </w:rPr>
+            </w:pPr>
+          </w:p>
+        </w:tc>
+        <w:tc>
+          <w:tcPr>
+            <w:tcW w:w="2707" w:type="dxa"/>
+            <w:vAlign w:val="center"/>
+          </w:tcPr>
+          <w:p>
+            <w:pPr>
+              <w:snapToGrid w:val="0"/>
+              <w:ind w:right="30"/>
+              <w:rPr>
+                <w:rFonts w:ascii="Arial Narrow" w:hAnsi="Arial Narrow" w:cs="Arial"/>
+                <w:lang w:val="es-EC"/>
+              </w:rPr>
+            </w:pPr>
           </w:p>
         </w:tc>
       </w:tr>
@@ -1824,60 +2068,6 @@
           <w:tab w:val="left" w:pos="552"/>
         </w:tabs>
         <w:ind w:left="-15" w:right="30"/>
-        <w:jc w:val="both"/>
-        <w:rPr>
-          <w:rFonts w:ascii="Arial Narrow" w:hAnsi="Arial Narrow" w:cs="Arial"/>
-          <w:b/>
-          <w:sz w:val="22"/>
-          <w:szCs w:val="22"/>
-        </w:rPr>
-      </w:pPr>
-    </w:p>
-    <w:p>
-      <w:pPr>
-        <w:tabs>
-          <w:tab w:val="left" w:pos="552"/>
-        </w:tabs>
-        <w:ind w:left="-15" w:right="30"/>
-        <w:jc w:val="both"/>
-        <w:rPr>
-          <w:rFonts w:ascii="Arial Narrow" w:hAnsi="Arial Narrow" w:cs="Arial"/>
-          <w:b/>
-          <w:sz w:val="22"/>
-          <w:szCs w:val="22"/>
-        </w:rPr>
-      </w:pPr>
-    </w:p>
-    <w:p>
-      <w:pPr>
-        <w:tabs>
-          <w:tab w:val="left" w:pos="552"/>
-        </w:tabs>
-        <w:ind w:left="-15" w:right="30"/>
-        <w:jc w:val="both"/>
-        <w:rPr>
-          <w:rFonts w:ascii="Arial Narrow" w:hAnsi="Arial Narrow" w:cs="Arial"/>
-          <w:b/>
-          <w:sz w:val="22"/>
-          <w:szCs w:val="22"/>
-        </w:rPr>
-      </w:pPr>
-      <w:r>
-        <w:rPr>
-          <w:rFonts w:ascii="Arial Narrow" w:hAnsi="Arial Narrow" w:cs="Arial"/>
-          <w:b/>
-          <w:sz w:val="22"/>
-          <w:szCs w:val="22"/>
-        </w:rPr>
-        <w:br w:type="page"/>
-      </w:r>
-    </w:p>
-    <w:p>
-      <w:pPr>
-        <w:tabs>
-          <w:tab w:val="left" w:pos="552"/>
-        </w:tabs>
-        <w:ind w:right="30"/>
         <w:jc w:val="both"/>
         <w:rPr>
           <w:rFonts w:ascii="Arial Narrow" w:hAnsi="Arial Narrow" w:cs="Arial"/>
@@ -2027,28 +2217,13 @@
       <w:tr>
         <w:tc>
           <w:tcPr>
-            <w:tcW w:w="2881" w:type="dxa"/>
+            <w:tcW w:w="8644" w:type="dxa"/>
+            <w:gridSpan w:val="3"/>
           </w:tcPr>
           <w:p>
             <w:r>
               <w:t>Posición: Ingeniera de Ventas y Proyectos</w:t>
             </w:r>
-          </w:p>
-        </w:tc>
-        <w:tc>
-          <w:tcPr>
-            <w:tcW w:w="5763" w:type="dxa"/>
-            <w:gridSpan w:val="2"/>
-          </w:tcPr>
-          <w:p>
-            <w:pPr>
-              <w:jc w:val="both"/>
-              <w:rPr>
-                <w:rFonts w:ascii="Arial Narrow" w:hAnsi="Arial Narrow"/>
-                <w:sz w:val="22"/>
-                <w:szCs w:val="22"/>
-              </w:rPr>
-            </w:pPr>
           </w:p>
         </w:tc>
       </w:tr>
@@ -2058,29 +2233,13 @@
         </w:trPr>
         <w:tc>
           <w:tcPr>
-            <w:tcW w:w="2881" w:type="dxa"/>
-          </w:tcPr>
-          <w:p>
-            <w:r>
-              <w:t>Principales funciones: Definición técnica de soluciones, elaboración de propuestas técnico-económicas, análisis técnico de requerimientos, evaluación de equipos, coordinación con proveedores y soporte técnico comercial.</w:t>
-            </w:r>
-          </w:p>
-        </w:tc>
-        <w:tc>
-          <w:tcPr>
-            <w:tcW w:w="5763" w:type="dxa"/>
-            <w:gridSpan w:val="2"/>
-          </w:tcPr>
-          <w:p>
-            <w:pPr>
-              <w:widowControl w:val="0"/>
-              <w:jc w:val="both"/>
-              <w:rPr>
-                <w:rFonts w:ascii="Arial Narrow" w:hAnsi="Arial Narrow"/>
-                <w:sz w:val="22"/>
-                <w:szCs w:val="22"/>
-              </w:rPr>
-            </w:pPr>
+            <w:tcW w:w="8644" w:type="dxa"/>
+            <w:gridSpan w:val="3"/>
+          </w:tcPr>
+          <w:p>
+            <w:r>
+              <w:t>Principales funciones: Definición técnica de soluciones de telecomunicaciones, elaboración de propuestas técnico-económicas, análisis de requerimientos, evaluación de equipos, coordinación con proveedores y gestión de costos.</w:t>
+            </w:r>
           </w:p>
         </w:tc>
       </w:tr>
@@ -2171,28 +2330,13 @@
       <w:tr>
         <w:tc>
           <w:tcPr>
-            <w:tcW w:w="2881" w:type="dxa"/>
+            <w:tcW w:w="8644" w:type="dxa"/>
+            <w:gridSpan w:val="3"/>
           </w:tcPr>
           <w:p>
             <w:r>
               <w:t>Posición: Analista de presupuesto y proyectos</w:t>
             </w:r>
-          </w:p>
-        </w:tc>
-        <w:tc>
-          <w:tcPr>
-            <w:tcW w:w="5763" w:type="dxa"/>
-            <w:gridSpan w:val="2"/>
-          </w:tcPr>
-          <w:p>
-            <w:pPr>
-              <w:jc w:val="both"/>
-              <w:rPr>
-                <w:rFonts w:ascii="Arial Narrow" w:hAnsi="Arial Narrow"/>
-                <w:sz w:val="22"/>
-                <w:szCs w:val="22"/>
-              </w:rPr>
-            </w:pPr>
           </w:p>
         </w:tc>
       </w:tr>
@@ -2202,29 +2346,13 @@
         </w:trPr>
         <w:tc>
           <w:tcPr>
-            <w:tcW w:w="2881" w:type="dxa"/>
-          </w:tcPr>
-          <w:p>
-            <w:r>
-              <w:t>Principales funciones: Análisis y control de presupuestos, elaboración de documentación técnica para procesos públicos y privados, evaluación de soluciones de telecomunicaciones, gestión de compras técnicas y seguimiento de indicadores.</w:t>
-            </w:r>
-          </w:p>
-        </w:tc>
-        <w:tc>
-          <w:tcPr>
-            <w:tcW w:w="5763" w:type="dxa"/>
-            <w:gridSpan w:val="2"/>
-          </w:tcPr>
-          <w:p>
-            <w:pPr>
-              <w:widowControl w:val="0"/>
-              <w:jc w:val="both"/>
-              <w:rPr>
-                <w:rFonts w:ascii="Arial Narrow" w:hAnsi="Arial Narrow"/>
-                <w:sz w:val="22"/>
-                <w:szCs w:val="22"/>
-              </w:rPr>
-            </w:pPr>
+            <w:tcW w:w="8644" w:type="dxa"/>
+            <w:gridSpan w:val="3"/>
+          </w:tcPr>
+          <w:p>
+            <w:r>
+              <w:t>Principales funciones: Análisis y control de presupuestos, elaboración de documentación para procesos públicos/privados, evaluación de soluciones de telecomunicaciones, gestión de compras técnicas y seguimiento de indicadores.</w:t>
+            </w:r>
           </w:p>
         </w:tc>
       </w:tr>
@@ -2242,6 +2370,804 @@
           <w:sz w:val="22"/>
           <w:szCs w:val="22"/>
           <w:highlight w:val="yellow"/>
+        </w:rPr>
+      </w:pPr>
+    </w:p>
+    <w:p>
+      <w:pPr>
+        <w:ind w:right="30"/>
+        <w:rPr>
+          <w:rFonts w:ascii="Arial Narrow" w:hAnsi="Arial Narrow" w:cs="Arial"/>
+          <w:sz w:val="22"/>
+          <w:szCs w:val="22"/>
+        </w:rPr>
+      </w:pPr>
+    </w:p>
+    <w:tbl>
+      <w:tblPr>
+        <w:tblW w:w="0" w:type="auto"/>
+        <w:tblBorders>
+          <w:top w:val="single" w:sz="4" w:space="0" w:color="auto"/>
+          <w:left w:val="single" w:sz="4" w:space="0" w:color="auto"/>
+          <w:bottom w:val="single" w:sz="4" w:space="0" w:color="auto"/>
+          <w:right w:val="single" w:sz="4" w:space="0" w:color="auto"/>
+          <w:insideH w:val="single" w:sz="4" w:space="0" w:color="auto"/>
+          <w:insideV w:val="single" w:sz="4" w:space="0" w:color="auto"/>
+        </w:tblBorders>
+        <w:tblLook w:val="01E0" w:firstRow="1" w:lastRow="1" w:firstColumn="1" w:lastColumn="1" w:noHBand="0" w:noVBand="0"/>
+      </w:tblPr>
+      <w:tblGrid>
+        <w:gridCol w:w="2881"/>
+        <w:gridCol w:w="2881"/>
+        <w:gridCol w:w="2882"/>
+      </w:tblGrid>
+      <w:tr>
+        <w:tc>
+          <w:tcPr>
+            <w:tcW w:w="2881" w:type="dxa"/>
+            <w:vAlign w:val="center"/>
+          </w:tcPr>
+          <w:p>
+            <w:pPr>
+              <w:widowControl w:val="0"/>
+              <w:jc w:val="center"/>
+              <w:rPr>
+                <w:rFonts w:ascii="Arial Narrow" w:hAnsi="Arial Narrow"/>
+                <w:b/>
+                <w:sz w:val="22"/>
+                <w:szCs w:val="22"/>
+              </w:rPr>
+            </w:pPr>
+            <w:r>
+              <w:rPr>
+                <w:rFonts w:ascii="Arial Narrow" w:hAnsi="Arial Narrow"/>
+                <w:b/>
+                <w:sz w:val="22"/>
+                <w:szCs w:val="22"/>
+              </w:rPr>
+              <w:t>Nombre de la I</w:t>
+            </w:r>
+            <w:r>
+              <w:rPr>
+                <w:rFonts w:ascii="Arial Narrow" w:hAnsi="Arial Narrow"/>
+                <w:b/>
+                <w:sz w:val="22"/>
+                <w:szCs w:val="22"/>
+              </w:rPr>
+              <w:t>nstitución:</w:t>
+            </w:r>
+          </w:p>
+          <w:p>
+            <w:pPr>
+              <w:widowControl w:val="0"/>
+              <w:jc w:val="center"/>
+              <w:rPr>
+                <w:rFonts w:ascii="Arial Narrow" w:hAnsi="Arial Narrow"/>
+                <w:b/>
+                <w:sz w:val="22"/>
+                <w:szCs w:val="22"/>
+              </w:rPr>
+            </w:pPr>
+          </w:p>
+        </w:tc>
+        <w:tc>
+          <w:tcPr>
+            <w:tcW w:w="2881" w:type="dxa"/>
+            <w:vAlign w:val="center"/>
+          </w:tcPr>
+          <w:p>
+            <w:pPr>
+              <w:widowControl w:val="0"/>
+              <w:jc w:val="center"/>
+              <w:rPr>
+                <w:rFonts w:ascii="Arial Narrow" w:hAnsi="Arial Narrow"/>
+                <w:sz w:val="22"/>
+                <w:szCs w:val="22"/>
+              </w:rPr>
+            </w:pPr>
+            <w:r>
+              <w:rPr>
+                <w:rFonts w:ascii="Arial Narrow" w:hAnsi="Arial Narrow"/>
+                <w:b/>
+                <w:sz w:val="22"/>
+                <w:szCs w:val="22"/>
+              </w:rPr>
+              <w:t>Fecha de ingreso:</w:t>
+            </w:r>
+            <w:r>
+              <w:rPr>
+                <w:rFonts w:ascii="Arial Narrow" w:hAnsi="Arial Narrow"/>
+                <w:sz w:val="22"/>
+                <w:szCs w:val="22"/>
+              </w:rPr>
+              <w:t xml:space="preserve"> </w:t>
+            </w:r>
+          </w:p>
+        </w:tc>
+        <w:tc>
+          <w:tcPr>
+            <w:tcW w:w="2882" w:type="dxa"/>
+            <w:vAlign w:val="center"/>
+          </w:tcPr>
+          <w:p>
+            <w:pPr>
+              <w:widowControl w:val="0"/>
+              <w:jc w:val="center"/>
+              <w:rPr>
+                <w:rFonts w:ascii="Arial Narrow" w:hAnsi="Arial Narrow"/>
+                <w:sz w:val="22"/>
+                <w:szCs w:val="22"/>
+              </w:rPr>
+            </w:pPr>
+            <w:r>
+              <w:rPr>
+                <w:rFonts w:ascii="Arial Narrow" w:hAnsi="Arial Narrow"/>
+                <w:b/>
+                <w:sz w:val="22"/>
+                <w:szCs w:val="22"/>
+              </w:rPr>
+              <w:t>Fecha de</w:t>
+            </w:r>
+            <w:r>
+              <w:rPr>
+                <w:rFonts w:ascii="Arial Narrow" w:hAnsi="Arial Narrow"/>
+                <w:b/>
+                <w:sz w:val="22"/>
+                <w:szCs w:val="22"/>
+              </w:rPr>
+              <w:t xml:space="preserve"> finalización del contrato</w:t>
+            </w:r>
+            <w:r>
+              <w:rPr>
+                <w:rFonts w:ascii="Arial Narrow" w:hAnsi="Arial Narrow"/>
+                <w:b/>
+                <w:sz w:val="22"/>
+                <w:szCs w:val="22"/>
+              </w:rPr>
+              <w:t>:</w:t>
+            </w:r>
+            <w:r>
+              <w:rPr>
+                <w:rFonts w:ascii="Arial Narrow" w:hAnsi="Arial Narrow"/>
+                <w:sz w:val="22"/>
+                <w:szCs w:val="22"/>
+              </w:rPr>
+              <w:t xml:space="preserve">  </w:t>
+            </w:r>
+          </w:p>
+        </w:tc>
+      </w:tr>
+      <w:tr>
+        <w:tc>
+          <w:tcPr>
+            <w:tcW w:w="8644" w:type="dxa"/>
+            <w:gridSpan w:val="3"/>
+          </w:tcPr>
+          <w:p>
+            <w:pPr>
+              <w:jc w:val="both"/>
+              <w:rPr>
+                <w:rFonts w:ascii="Arial Narrow" w:hAnsi="Arial Narrow"/>
+                <w:b/>
+                <w:sz w:val="22"/>
+                <w:szCs w:val="22"/>
+              </w:rPr>
+            </w:pPr>
+            <w:r>
+              <w:rPr>
+                <w:rFonts w:ascii="Arial Narrow" w:hAnsi="Arial Narrow"/>
+                <w:b/>
+                <w:sz w:val="22"/>
+                <w:szCs w:val="22"/>
+              </w:rPr>
+              <w:t>Posición:</w:t>
+            </w:r>
+          </w:p>
+          <w:p>
+            <w:pPr>
+              <w:jc w:val="both"/>
+              <w:rPr>
+                <w:rFonts w:ascii="Arial Narrow" w:hAnsi="Arial Narrow"/>
+                <w:sz w:val="22"/>
+                <w:szCs w:val="22"/>
+              </w:rPr>
+            </w:pPr>
+          </w:p>
+          <w:p>
+            <w:pPr>
+              <w:jc w:val="both"/>
+              <w:rPr>
+                <w:rFonts w:ascii="Arial Narrow" w:hAnsi="Arial Narrow"/>
+                <w:sz w:val="22"/>
+                <w:szCs w:val="22"/>
+              </w:rPr>
+            </w:pPr>
+          </w:p>
+        </w:tc>
+      </w:tr>
+      <w:tr>
+        <w:trPr>
+          <w:trHeight w:val="777"/>
+        </w:trPr>
+        <w:tc>
+          <w:tcPr>
+            <w:tcW w:w="8644" w:type="dxa"/>
+            <w:gridSpan w:val="3"/>
+          </w:tcPr>
+          <w:p>
+            <w:pPr>
+              <w:widowControl w:val="0"/>
+              <w:jc w:val="both"/>
+              <w:rPr>
+                <w:rFonts w:ascii="Arial Narrow" w:hAnsi="Arial Narrow"/>
+                <w:sz w:val="22"/>
+                <w:szCs w:val="22"/>
+              </w:rPr>
+            </w:pPr>
+            <w:r>
+              <w:rPr>
+                <w:rFonts w:ascii="Arial Narrow" w:hAnsi="Arial Narrow"/>
+                <w:b/>
+                <w:sz w:val="22"/>
+                <w:szCs w:val="22"/>
+              </w:rPr>
+              <w:t>Principales funciones:</w:t>
+            </w:r>
+          </w:p>
+        </w:tc>
+      </w:tr>
+    </w:tbl>
+    <w:p>
+      <w:pPr>
+        <w:ind w:right="30"/>
+        <w:rPr>
+          <w:rFonts w:ascii="Arial Narrow" w:hAnsi="Arial Narrow" w:cs="Arial"/>
+          <w:sz w:val="22"/>
+          <w:szCs w:val="22"/>
+        </w:rPr>
+      </w:pPr>
+    </w:p>
+    <w:p>
+      <w:pPr>
+        <w:rPr>
+          <w:rFonts w:ascii="Arial Narrow" w:hAnsi="Arial Narrow" w:cs="Arial"/>
+          <w:sz w:val="22"/>
+          <w:szCs w:val="22"/>
+        </w:rPr>
+      </w:pPr>
+    </w:p>
+    <w:p>
+      <w:pPr>
+        <w:rPr>
+          <w:rFonts w:ascii="Arial Narrow" w:hAnsi="Arial Narrow" w:cs="Arial"/>
+          <w:sz w:val="22"/>
+          <w:szCs w:val="22"/>
+        </w:rPr>
+      </w:pPr>
+    </w:p>
+    <w:p>
+      <w:pPr>
+        <w:ind w:right="30"/>
+        <w:rPr>
+          <w:rFonts w:ascii="Arial Narrow" w:hAnsi="Arial Narrow" w:cs="Arial"/>
+          <w:sz w:val="22"/>
+          <w:szCs w:val="22"/>
+        </w:rPr>
+      </w:pPr>
+    </w:p>
+    <w:tbl>
+      <w:tblPr>
+        <w:tblW w:w="0" w:type="auto"/>
+        <w:tblBorders>
+          <w:top w:val="single" w:sz="4" w:space="0" w:color="auto"/>
+          <w:left w:val="single" w:sz="4" w:space="0" w:color="auto"/>
+          <w:bottom w:val="single" w:sz="4" w:space="0" w:color="auto"/>
+          <w:right w:val="single" w:sz="4" w:space="0" w:color="auto"/>
+          <w:insideH w:val="single" w:sz="4" w:space="0" w:color="auto"/>
+          <w:insideV w:val="single" w:sz="4" w:space="0" w:color="auto"/>
+        </w:tblBorders>
+        <w:tblLook w:val="01E0" w:firstRow="1" w:lastRow="1" w:firstColumn="1" w:lastColumn="1" w:noHBand="0" w:noVBand="0"/>
+      </w:tblPr>
+      <w:tblGrid>
+        <w:gridCol w:w="2881"/>
+        <w:gridCol w:w="2881"/>
+        <w:gridCol w:w="2882"/>
+      </w:tblGrid>
+      <w:tr>
+        <w:tc>
+          <w:tcPr>
+            <w:tcW w:w="2881" w:type="dxa"/>
+            <w:vAlign w:val="center"/>
+          </w:tcPr>
+          <w:p>
+            <w:pPr>
+              <w:widowControl w:val="0"/>
+              <w:jc w:val="center"/>
+              <w:rPr>
+                <w:rFonts w:ascii="Arial Narrow" w:hAnsi="Arial Narrow"/>
+                <w:b/>
+                <w:sz w:val="22"/>
+                <w:szCs w:val="22"/>
+              </w:rPr>
+            </w:pPr>
+            <w:r>
+              <w:rPr>
+                <w:rFonts w:ascii="Arial Narrow" w:hAnsi="Arial Narrow"/>
+                <w:b/>
+                <w:sz w:val="22"/>
+                <w:szCs w:val="22"/>
+              </w:rPr>
+              <w:t>Nombre de la I</w:t>
+            </w:r>
+            <w:r>
+              <w:rPr>
+                <w:rFonts w:ascii="Arial Narrow" w:hAnsi="Arial Narrow"/>
+                <w:b/>
+                <w:sz w:val="22"/>
+                <w:szCs w:val="22"/>
+              </w:rPr>
+              <w:t>nstitución:</w:t>
+            </w:r>
+          </w:p>
+          <w:p>
+            <w:pPr>
+              <w:widowControl w:val="0"/>
+              <w:jc w:val="center"/>
+              <w:rPr>
+                <w:rFonts w:ascii="Arial Narrow" w:hAnsi="Arial Narrow"/>
+                <w:b/>
+                <w:sz w:val="22"/>
+                <w:szCs w:val="22"/>
+              </w:rPr>
+            </w:pPr>
+          </w:p>
+        </w:tc>
+        <w:tc>
+          <w:tcPr>
+            <w:tcW w:w="2881" w:type="dxa"/>
+            <w:vAlign w:val="center"/>
+          </w:tcPr>
+          <w:p>
+            <w:pPr>
+              <w:widowControl w:val="0"/>
+              <w:jc w:val="center"/>
+              <w:rPr>
+                <w:rFonts w:ascii="Arial Narrow" w:hAnsi="Arial Narrow"/>
+                <w:sz w:val="22"/>
+                <w:szCs w:val="22"/>
+              </w:rPr>
+            </w:pPr>
+            <w:r>
+              <w:rPr>
+                <w:rFonts w:ascii="Arial Narrow" w:hAnsi="Arial Narrow"/>
+                <w:b/>
+                <w:sz w:val="22"/>
+                <w:szCs w:val="22"/>
+              </w:rPr>
+              <w:t>Fecha de ingreso:</w:t>
+            </w:r>
+            <w:r>
+              <w:rPr>
+                <w:rFonts w:ascii="Arial Narrow" w:hAnsi="Arial Narrow"/>
+                <w:sz w:val="22"/>
+                <w:szCs w:val="22"/>
+              </w:rPr>
+              <w:t xml:space="preserve"> </w:t>
+            </w:r>
+          </w:p>
+        </w:tc>
+        <w:tc>
+          <w:tcPr>
+            <w:tcW w:w="2882" w:type="dxa"/>
+            <w:vAlign w:val="center"/>
+          </w:tcPr>
+          <w:p>
+            <w:pPr>
+              <w:widowControl w:val="0"/>
+              <w:jc w:val="center"/>
+              <w:rPr>
+                <w:rFonts w:ascii="Arial Narrow" w:hAnsi="Arial Narrow"/>
+                <w:sz w:val="22"/>
+                <w:szCs w:val="22"/>
+              </w:rPr>
+            </w:pPr>
+            <w:r>
+              <w:rPr>
+                <w:rFonts w:ascii="Arial Narrow" w:hAnsi="Arial Narrow"/>
+                <w:b/>
+                <w:sz w:val="22"/>
+                <w:szCs w:val="22"/>
+              </w:rPr>
+              <w:t>Fecha de</w:t>
+            </w:r>
+            <w:r>
+              <w:rPr>
+                <w:rFonts w:ascii="Arial Narrow" w:hAnsi="Arial Narrow"/>
+                <w:b/>
+                <w:sz w:val="22"/>
+                <w:szCs w:val="22"/>
+              </w:rPr>
+              <w:t xml:space="preserve"> finalización del contrato</w:t>
+            </w:r>
+            <w:r>
+              <w:rPr>
+                <w:rFonts w:ascii="Arial Narrow" w:hAnsi="Arial Narrow"/>
+                <w:b/>
+                <w:sz w:val="22"/>
+                <w:szCs w:val="22"/>
+              </w:rPr>
+              <w:t>:</w:t>
+            </w:r>
+            <w:r>
+              <w:rPr>
+                <w:rFonts w:ascii="Arial Narrow" w:hAnsi="Arial Narrow"/>
+                <w:sz w:val="22"/>
+                <w:szCs w:val="22"/>
+              </w:rPr>
+              <w:t xml:space="preserve">  </w:t>
+            </w:r>
+          </w:p>
+        </w:tc>
+      </w:tr>
+      <w:tr>
+        <w:tc>
+          <w:tcPr>
+            <w:tcW w:w="8644" w:type="dxa"/>
+            <w:gridSpan w:val="3"/>
+          </w:tcPr>
+          <w:p>
+            <w:pPr>
+              <w:jc w:val="both"/>
+              <w:rPr>
+                <w:rFonts w:ascii="Arial Narrow" w:hAnsi="Arial Narrow"/>
+                <w:b/>
+                <w:sz w:val="22"/>
+                <w:szCs w:val="22"/>
+              </w:rPr>
+            </w:pPr>
+            <w:r>
+              <w:rPr>
+                <w:rFonts w:ascii="Arial Narrow" w:hAnsi="Arial Narrow"/>
+                <w:b/>
+                <w:sz w:val="22"/>
+                <w:szCs w:val="22"/>
+              </w:rPr>
+              <w:t>Posición:</w:t>
+            </w:r>
+          </w:p>
+          <w:p>
+            <w:pPr>
+              <w:jc w:val="both"/>
+              <w:rPr>
+                <w:rFonts w:ascii="Arial Narrow" w:hAnsi="Arial Narrow"/>
+                <w:sz w:val="22"/>
+                <w:szCs w:val="22"/>
+              </w:rPr>
+            </w:pPr>
+          </w:p>
+          <w:p>
+            <w:pPr>
+              <w:jc w:val="both"/>
+              <w:rPr>
+                <w:rFonts w:ascii="Arial Narrow" w:hAnsi="Arial Narrow"/>
+                <w:sz w:val="22"/>
+                <w:szCs w:val="22"/>
+              </w:rPr>
+            </w:pPr>
+          </w:p>
+        </w:tc>
+      </w:tr>
+      <w:tr>
+        <w:trPr>
+          <w:trHeight w:val="777"/>
+        </w:trPr>
+        <w:tc>
+          <w:tcPr>
+            <w:tcW w:w="8644" w:type="dxa"/>
+            <w:gridSpan w:val="3"/>
+          </w:tcPr>
+          <w:p>
+            <w:pPr>
+              <w:widowControl w:val="0"/>
+              <w:jc w:val="both"/>
+              <w:rPr>
+                <w:rFonts w:ascii="Arial Narrow" w:hAnsi="Arial Narrow"/>
+                <w:sz w:val="22"/>
+                <w:szCs w:val="22"/>
+              </w:rPr>
+            </w:pPr>
+            <w:r>
+              <w:rPr>
+                <w:rFonts w:ascii="Arial Narrow" w:hAnsi="Arial Narrow"/>
+                <w:b/>
+                <w:sz w:val="22"/>
+                <w:szCs w:val="22"/>
+              </w:rPr>
+              <w:t>Principales funciones:</w:t>
+            </w:r>
+          </w:p>
+        </w:tc>
+      </w:tr>
+    </w:tbl>
+    <w:p>
+      <w:pPr>
+        <w:ind w:right="30"/>
+        <w:rPr>
+          <w:rFonts w:ascii="Arial Narrow" w:hAnsi="Arial Narrow" w:cs="Arial"/>
+          <w:sz w:val="22"/>
+          <w:szCs w:val="22"/>
+        </w:rPr>
+      </w:pPr>
+      <w:r>
+        <w:rPr>
+          <w:rFonts w:ascii="Arial Narrow" w:hAnsi="Arial Narrow" w:cs="Arial"/>
+          <w:sz w:val="22"/>
+          <w:szCs w:val="22"/>
+        </w:rPr>
+        <w:br w:type="page"/>
+      </w:r>
+    </w:p>
+    <w:p>
+      <w:pPr>
+        <w:ind w:right="30"/>
+        <w:rPr>
+          <w:rFonts w:ascii="Arial Narrow" w:hAnsi="Arial Narrow" w:cs="Arial"/>
+          <w:sz w:val="22"/>
+          <w:szCs w:val="22"/>
+        </w:rPr>
+      </w:pPr>
+    </w:p>
+    <w:tbl>
+      <w:tblPr>
+        <w:tblW w:w="0" w:type="auto"/>
+        <w:tblBorders>
+          <w:top w:val="single" w:sz="4" w:space="0" w:color="auto"/>
+          <w:left w:val="single" w:sz="4" w:space="0" w:color="auto"/>
+          <w:bottom w:val="single" w:sz="4" w:space="0" w:color="auto"/>
+          <w:right w:val="single" w:sz="4" w:space="0" w:color="auto"/>
+          <w:insideH w:val="single" w:sz="4" w:space="0" w:color="auto"/>
+          <w:insideV w:val="single" w:sz="4" w:space="0" w:color="auto"/>
+        </w:tblBorders>
+        <w:tblLook w:val="01E0" w:firstRow="1" w:lastRow="1" w:firstColumn="1" w:lastColumn="1" w:noHBand="0" w:noVBand="0"/>
+      </w:tblPr>
+      <w:tblGrid>
+        <w:gridCol w:w="2881"/>
+        <w:gridCol w:w="2881"/>
+        <w:gridCol w:w="2882"/>
+      </w:tblGrid>
+      <w:tr>
+        <w:tc>
+          <w:tcPr>
+            <w:tcW w:w="2881" w:type="dxa"/>
+            <w:vAlign w:val="center"/>
+          </w:tcPr>
+          <w:p>
+            <w:pPr>
+              <w:widowControl w:val="0"/>
+              <w:jc w:val="center"/>
+              <w:rPr>
+                <w:rFonts w:ascii="Arial Narrow" w:hAnsi="Arial Narrow"/>
+                <w:b/>
+                <w:sz w:val="22"/>
+                <w:szCs w:val="22"/>
+              </w:rPr>
+            </w:pPr>
+            <w:r>
+              <w:rPr>
+                <w:rFonts w:ascii="Arial Narrow" w:hAnsi="Arial Narrow"/>
+                <w:b/>
+                <w:sz w:val="22"/>
+                <w:szCs w:val="22"/>
+              </w:rPr>
+              <w:t>Nombre de la I</w:t>
+            </w:r>
+            <w:r>
+              <w:rPr>
+                <w:rFonts w:ascii="Arial Narrow" w:hAnsi="Arial Narrow"/>
+                <w:b/>
+                <w:sz w:val="22"/>
+                <w:szCs w:val="22"/>
+              </w:rPr>
+              <w:t>nstitución:</w:t>
+            </w:r>
+          </w:p>
+          <w:p>
+            <w:pPr>
+              <w:widowControl w:val="0"/>
+              <w:jc w:val="center"/>
+              <w:rPr>
+                <w:rFonts w:ascii="Arial Narrow" w:hAnsi="Arial Narrow"/>
+                <w:b/>
+                <w:sz w:val="22"/>
+                <w:szCs w:val="22"/>
+              </w:rPr>
+            </w:pPr>
+          </w:p>
+        </w:tc>
+        <w:tc>
+          <w:tcPr>
+            <w:tcW w:w="2881" w:type="dxa"/>
+            <w:vAlign w:val="center"/>
+          </w:tcPr>
+          <w:p>
+            <w:pPr>
+              <w:widowControl w:val="0"/>
+              <w:jc w:val="center"/>
+              <w:rPr>
+                <w:rFonts w:ascii="Arial Narrow" w:hAnsi="Arial Narrow"/>
+                <w:sz w:val="22"/>
+                <w:szCs w:val="22"/>
+              </w:rPr>
+            </w:pPr>
+            <w:r>
+              <w:rPr>
+                <w:rFonts w:ascii="Arial Narrow" w:hAnsi="Arial Narrow"/>
+                <w:b/>
+                <w:sz w:val="22"/>
+                <w:szCs w:val="22"/>
+              </w:rPr>
+              <w:t>Fecha de ingreso:</w:t>
+            </w:r>
+            <w:r>
+              <w:rPr>
+                <w:rFonts w:ascii="Arial Narrow" w:hAnsi="Arial Narrow"/>
+                <w:sz w:val="22"/>
+                <w:szCs w:val="22"/>
+              </w:rPr>
+              <w:t xml:space="preserve"> </w:t>
+            </w:r>
+          </w:p>
+        </w:tc>
+        <w:tc>
+          <w:tcPr>
+            <w:tcW w:w="2882" w:type="dxa"/>
+            <w:vAlign w:val="center"/>
+          </w:tcPr>
+          <w:p>
+            <w:pPr>
+              <w:widowControl w:val="0"/>
+              <w:jc w:val="center"/>
+              <w:rPr>
+                <w:rFonts w:ascii="Arial Narrow" w:hAnsi="Arial Narrow"/>
+                <w:sz w:val="22"/>
+                <w:szCs w:val="22"/>
+              </w:rPr>
+            </w:pPr>
+            <w:r>
+              <w:rPr>
+                <w:rFonts w:ascii="Arial Narrow" w:hAnsi="Arial Narrow"/>
+                <w:b/>
+                <w:sz w:val="22"/>
+                <w:szCs w:val="22"/>
+              </w:rPr>
+              <w:t>Fecha de</w:t>
+            </w:r>
+            <w:r>
+              <w:rPr>
+                <w:rFonts w:ascii="Arial Narrow" w:hAnsi="Arial Narrow"/>
+                <w:b/>
+                <w:sz w:val="22"/>
+                <w:szCs w:val="22"/>
+              </w:rPr>
+              <w:t xml:space="preserve"> finalización del contrato</w:t>
+            </w:r>
+            <w:r>
+              <w:rPr>
+                <w:rFonts w:ascii="Arial Narrow" w:hAnsi="Arial Narrow"/>
+                <w:b/>
+                <w:sz w:val="22"/>
+                <w:szCs w:val="22"/>
+              </w:rPr>
+              <w:t>:</w:t>
+            </w:r>
+            <w:r>
+              <w:rPr>
+                <w:rFonts w:ascii="Arial Narrow" w:hAnsi="Arial Narrow"/>
+                <w:sz w:val="22"/>
+                <w:szCs w:val="22"/>
+              </w:rPr>
+              <w:t xml:space="preserve">  </w:t>
+            </w:r>
+          </w:p>
+        </w:tc>
+      </w:tr>
+      <w:tr>
+        <w:tc>
+          <w:tcPr>
+            <w:tcW w:w="8644" w:type="dxa"/>
+            <w:gridSpan w:val="3"/>
+          </w:tcPr>
+          <w:p>
+            <w:pPr>
+              <w:jc w:val="both"/>
+              <w:rPr>
+                <w:rFonts w:ascii="Arial Narrow" w:hAnsi="Arial Narrow"/>
+                <w:b/>
+                <w:sz w:val="22"/>
+                <w:szCs w:val="22"/>
+              </w:rPr>
+            </w:pPr>
+            <w:r>
+              <w:rPr>
+                <w:rFonts w:ascii="Arial Narrow" w:hAnsi="Arial Narrow"/>
+                <w:b/>
+                <w:sz w:val="22"/>
+                <w:szCs w:val="22"/>
+              </w:rPr>
+              <w:t>Posición:</w:t>
+            </w:r>
+          </w:p>
+          <w:p>
+            <w:pPr>
+              <w:jc w:val="both"/>
+              <w:rPr>
+                <w:rFonts w:ascii="Arial Narrow" w:hAnsi="Arial Narrow"/>
+                <w:sz w:val="22"/>
+                <w:szCs w:val="22"/>
+              </w:rPr>
+            </w:pPr>
+          </w:p>
+          <w:p>
+            <w:pPr>
+              <w:jc w:val="both"/>
+              <w:rPr>
+                <w:rFonts w:ascii="Arial Narrow" w:hAnsi="Arial Narrow"/>
+                <w:sz w:val="22"/>
+                <w:szCs w:val="22"/>
+              </w:rPr>
+            </w:pPr>
+          </w:p>
+        </w:tc>
+      </w:tr>
+      <w:tr>
+        <w:trPr>
+          <w:trHeight w:val="777"/>
+        </w:trPr>
+        <w:tc>
+          <w:tcPr>
+            <w:tcW w:w="8644" w:type="dxa"/>
+            <w:gridSpan w:val="3"/>
+          </w:tcPr>
+          <w:p>
+            <w:pPr>
+              <w:widowControl w:val="0"/>
+              <w:jc w:val="both"/>
+              <w:rPr>
+                <w:rFonts w:ascii="Arial Narrow" w:hAnsi="Arial Narrow"/>
+                <w:sz w:val="22"/>
+                <w:szCs w:val="22"/>
+              </w:rPr>
+            </w:pPr>
+            <w:r>
+              <w:rPr>
+                <w:rFonts w:ascii="Arial Narrow" w:hAnsi="Arial Narrow"/>
+                <w:b/>
+                <w:sz w:val="22"/>
+                <w:szCs w:val="22"/>
+              </w:rPr>
+              <w:t>Principales funciones:</w:t>
+            </w:r>
+          </w:p>
+        </w:tc>
+      </w:tr>
+    </w:tbl>
+    <w:p>
+      <w:pPr>
+        <w:ind w:right="30"/>
+        <w:rPr>
+          <w:rFonts w:ascii="Arial Narrow" w:hAnsi="Arial Narrow" w:cs="Arial"/>
+          <w:sz w:val="22"/>
+          <w:szCs w:val="22"/>
+        </w:rPr>
+      </w:pPr>
+    </w:p>
+    <w:p>
+      <w:pPr>
+        <w:ind w:right="30"/>
+        <w:rPr>
+          <w:rFonts w:ascii="Arial Narrow" w:hAnsi="Arial Narrow" w:cs="Arial"/>
+          <w:sz w:val="22"/>
+          <w:szCs w:val="22"/>
         </w:rPr>
       </w:pPr>
     </w:p>
@@ -2748,6 +3674,7 @@
                 <w:lang w:eastAsia="es-EC"/>
               </w:rPr>
             </w:pPr>
+            <w:proofErr w:type="spellStart"/>
             <w:r>
               <w:rPr>
                 <w:rFonts w:ascii="Calibri" w:hAnsi="Calibri"/>
@@ -2760,6 +3687,7 @@
               </w:rPr>
               <w:t>Planner</w:t>
             </w:r>
+            <w:proofErr w:type="spellEnd"/>
           </w:p>
         </w:tc>
         <w:tc>
@@ -3161,6 +4089,7 @@
                 <w:lang w:eastAsia="es-EC"/>
               </w:rPr>
             </w:pPr>
+            <w:proofErr w:type="spellStart"/>
             <w:r>
               <w:rPr>
                 <w:rFonts w:ascii="Calibri" w:hAnsi="Calibri"/>
@@ -3171,12 +4100,10 @@
                 <w:szCs w:val="16"/>
                 <w:lang w:eastAsia="es-EC"/>
               </w:rPr>
-              <w:t xml:space="preserve">Workflow </w:t>
-            </w:r>
-          </w:p>
-          <w:p>
-            <w:pPr>
-              <w:jc w:val="center"/>
+              <w:t>Workflow</w:t>
+            </w:r>
+            <w:proofErr w:type="spellEnd"/>
+            <w:r>
               <w:rPr>
                 <w:rFonts w:ascii="Calibri" w:hAnsi="Calibri"/>
                 <w:b/>
@@ -3186,8 +4113,12 @@
                 <w:szCs w:val="16"/>
                 <w:lang w:eastAsia="es-EC"/>
               </w:rPr>
-            </w:pPr>
-            <w:r>
+              <w:t xml:space="preserve"> </w:t>
+            </w:r>
+          </w:p>
+          <w:p>
+            <w:pPr>
+              <w:jc w:val="center"/>
               <w:rPr>
                 <w:rFonts w:ascii="Calibri" w:hAnsi="Calibri"/>
                 <w:b/>
@@ -3197,20 +4128,8 @@
                 <w:szCs w:val="16"/>
                 <w:lang w:eastAsia="es-EC"/>
               </w:rPr>
-              <w:t>Automatización de procesos</w:t>
-            </w:r>
-          </w:p>
-        </w:tc>
-        <w:tc>
-          <w:tcPr>
-            <w:tcW w:w="1394" w:type="dxa"/>
-            <w:shd w:val="clear" w:color="auto" w:fill="B4C6E7"/>
-            <w:vAlign w:val="center"/>
-            <w:hideMark/>
-          </w:tcPr>
-          <w:p>
-            <w:pPr>
-              <w:jc w:val="center"/>
+            </w:pPr>
+            <w:r>
               <w:rPr>
                 <w:rFonts w:ascii="Calibri" w:hAnsi="Calibri"/>
                 <w:b/>
@@ -3220,8 +4139,20 @@
                 <w:szCs w:val="16"/>
                 <w:lang w:eastAsia="es-EC"/>
               </w:rPr>
-            </w:pPr>
-            <w:r>
+              <w:t>Automatización de procesos</w:t>
+            </w:r>
+          </w:p>
+        </w:tc>
+        <w:tc>
+          <w:tcPr>
+            <w:tcW w:w="1394" w:type="dxa"/>
+            <w:shd w:val="clear" w:color="auto" w:fill="B4C6E7"/>
+            <w:vAlign w:val="center"/>
+            <w:hideMark/>
+          </w:tcPr>
+          <w:p>
+            <w:pPr>
+              <w:jc w:val="center"/>
               <w:rPr>
                 <w:rFonts w:ascii="Calibri" w:hAnsi="Calibri"/>
                 <w:b/>
@@ -3231,19 +4162,8 @@
                 <w:szCs w:val="16"/>
                 <w:lang w:eastAsia="es-EC"/>
               </w:rPr>
-              <w:t>IBM Filenet(gestión documental)</w:t>
-            </w:r>
-          </w:p>
-        </w:tc>
-        <w:tc>
-          <w:tcPr>
-            <w:tcW w:w="1066" w:type="dxa"/>
-            <w:shd w:val="clear" w:color="auto" w:fill="B4C6E7"/>
-            <w:vAlign w:val="center"/>
-          </w:tcPr>
-          <w:p>
-            <w:pPr>
-              <w:jc w:val="center"/>
+            </w:pPr>
+            <w:r>
               <w:rPr>
                 <w:rFonts w:ascii="Calibri" w:hAnsi="Calibri"/>
                 <w:b/>
@@ -3253,7 +4173,9 @@
                 <w:szCs w:val="16"/>
                 <w:lang w:eastAsia="es-EC"/>
               </w:rPr>
-            </w:pPr>
+              <w:t xml:space="preserve">IBM </w:t>
+            </w:r>
+            <w:proofErr w:type="spellStart"/>
             <w:r>
               <w:rPr>
                 <w:rFonts w:ascii="Calibri" w:hAnsi="Calibri"/>
@@ -3264,8 +4186,68 @@
                 <w:szCs w:val="16"/>
                 <w:lang w:eastAsia="es-EC"/>
               </w:rPr>
-              <w:t>Gestión de stakeholders</w:t>
-            </w:r>
+              <w:t>Filenet</w:t>
+            </w:r>
+            <w:proofErr w:type="spellEnd"/>
+            <w:r>
+              <w:rPr>
+                <w:rFonts w:ascii="Calibri" w:hAnsi="Calibri"/>
+                <w:b/>
+                <w:bCs/>
+                <w:color w:val="000000"/>
+                <w:sz w:val="16"/>
+                <w:szCs w:val="16"/>
+                <w:lang w:eastAsia="es-EC"/>
+              </w:rPr>
+              <w:t>(gestión documental)</w:t>
+            </w:r>
+          </w:p>
+        </w:tc>
+        <w:tc>
+          <w:tcPr>
+            <w:tcW w:w="1066" w:type="dxa"/>
+            <w:shd w:val="clear" w:color="auto" w:fill="B4C6E7"/>
+            <w:vAlign w:val="center"/>
+          </w:tcPr>
+          <w:p>
+            <w:pPr>
+              <w:jc w:val="center"/>
+              <w:rPr>
+                <w:rFonts w:ascii="Calibri" w:hAnsi="Calibri"/>
+                <w:b/>
+                <w:bCs/>
+                <w:color w:val="000000"/>
+                <w:sz w:val="16"/>
+                <w:szCs w:val="16"/>
+                <w:lang w:eastAsia="es-EC"/>
+              </w:rPr>
+            </w:pPr>
+            <w:r>
+              <w:rPr>
+                <w:rFonts w:ascii="Calibri" w:hAnsi="Calibri"/>
+                <w:b/>
+                <w:bCs/>
+                <w:color w:val="000000"/>
+                <w:sz w:val="16"/>
+                <w:szCs w:val="16"/>
+                <w:lang w:eastAsia="es-EC"/>
+              </w:rPr>
+              <w:t xml:space="preserve">Gestión de </w:t>
+            </w:r>
+            <w:proofErr w:type="spellStart"/>
+            <w:r>
+              <w:rPr>
+                <w:rFonts w:ascii="Calibri" w:hAnsi="Calibri"/>
+                <w:b/>
+                <w:bCs/>
+                <w:color w:val="000000"/>
+                <w:sz w:val="16"/>
+                <w:szCs w:val="16"/>
+                <w:lang w:eastAsia="es-EC"/>
+              </w:rPr>
+              <w:t>stakeholders</w:t>
+            </w:r>
+            <w:proofErr w:type="spellEnd"/>
           </w:p>
         </w:tc>
       </w:tr>
@@ -10112,26 +11094,6 @@
 </file>
 
 <file path=customXml/item1.xml><?xml version="1.0" encoding="utf-8"?>
-<p:properties xmlns:p="http://schemas.microsoft.com/office/2006/metadata/properties" xmlns:xsi="http://www.w3.org/2001/XMLSchema-instance" xmlns:pc="http://schemas.microsoft.com/office/infopath/2007/PartnerControls">
-  <documentManagement>
-    <TaxCatchAll xmlns="32f9f69f-8905-4d36-a4dd-63be13aae6cf" xsi:nil="true"/>
-    <lcf76f155ced4ddcb4097134ff3c332f xmlns="4c246fde-f714-469f-adb8-d668bcc6d43b">
-      <Terms xmlns="http://schemas.microsoft.com/office/infopath/2007/PartnerControls"/>
-    </lcf76f155ced4ddcb4097134ff3c332f>
-  </documentManagement>
-</p:properties>
-</file>
-
-<file path=customXml/item2.xml><?xml version="1.0" encoding="utf-8"?>
-<?mso-contentType ?>
-<FormTemplates xmlns="http://schemas.microsoft.com/sharepoint/v3/contenttype/forms">
-  <Display>DocumentLibraryForm</Display>
-  <Edit>DocumentLibraryForm</Edit>
-  <New>DocumentLibraryForm</New>
-</FormTemplates>
-</file>
-
-<file path=customXml/item3.xml><?xml version="1.0" encoding="utf-8"?>
 <ct:contentTypeSchema xmlns:ct="http://schemas.microsoft.com/office/2006/metadata/contentType" xmlns:ma="http://schemas.microsoft.com/office/2006/metadata/properties/metaAttributes" ct:_="" ma:_="" ma:contentTypeName="Documento" ma:contentTypeID="0x01010068C86F7B665C674BA7338A12D64F7C71" ma:contentTypeVersion="18" ma:contentTypeDescription="Crear nuevo documento." ma:contentTypeScope="" ma:versionID="24e7410bc067af318792d28b7923e6d3">
   <xsd:schema xmlns:xsd="http://www.w3.org/2001/XMLSchema" xmlns:xs="http://www.w3.org/2001/XMLSchema" xmlns:p="http://schemas.microsoft.com/office/2006/metadata/properties" xmlns:ns2="32f9f69f-8905-4d36-a4dd-63be13aae6cf" xmlns:ns3="4c246fde-f714-469f-adb8-d668bcc6d43b" targetNamespace="http://schemas.microsoft.com/office/2006/metadata/properties" ma:root="true" ma:fieldsID="563caf354ea9ce6cf8b1eea97e31fc0d" ns2:_="" ns3:_="">
     <xsd:import namespace="32f9f69f-8905-4d36-a4dd-63be13aae6cf"/>
@@ -10386,26 +11348,27 @@
 </ct:contentTypeSchema>
 </file>
 
-<file path=customXml/itemProps1.xml><?xml version="1.0" encoding="utf-8"?>
-<ds:datastoreItem xmlns:ds="http://schemas.openxmlformats.org/officeDocument/2006/customXml" ds:itemID="{C9282F30-184B-4C63-9802-4DF603769C54}">
-  <ds:schemaRefs>
-    <ds:schemaRef ds:uri="http://schemas.microsoft.com/office/2006/metadata/properties"/>
-    <ds:schemaRef ds:uri="http://schemas.microsoft.com/office/infopath/2007/PartnerControls"/>
-    <ds:schemaRef ds:uri="32f9f69f-8905-4d36-a4dd-63be13aae6cf"/>
-    <ds:schemaRef ds:uri="4c246fde-f714-469f-adb8-d668bcc6d43b"/>
-  </ds:schemaRefs>
-</ds:datastoreItem>
+<file path=customXml/item2.xml><?xml version="1.0" encoding="utf-8"?>
+<?mso-contentType ?>
+<FormTemplates xmlns="http://schemas.microsoft.com/sharepoint/v3/contenttype/forms">
+  <Display>DocumentLibraryForm</Display>
+  <Edit>DocumentLibraryForm</Edit>
+  <New>DocumentLibraryForm</New>
+</FormTemplates>
 </file>
 
-<file path=customXml/itemProps2.xml><?xml version="1.0" encoding="utf-8"?>
-<ds:datastoreItem xmlns:ds="http://schemas.openxmlformats.org/officeDocument/2006/customXml" ds:itemID="{519A5E68-7E1B-47BE-A807-C606849E3B6F}">
-  <ds:schemaRefs>
-    <ds:schemaRef ds:uri="http://schemas.microsoft.com/sharepoint/v3/contenttype/forms"/>
-  </ds:schemaRefs>
-</ds:datastoreItem>
+<file path=customXml/item3.xml><?xml version="1.0" encoding="utf-8"?>
+<p:properties xmlns:p="http://schemas.microsoft.com/office/2006/metadata/properties" xmlns:xsi="http://www.w3.org/2001/XMLSchema-instance" xmlns:pc="http://schemas.microsoft.com/office/infopath/2007/PartnerControls">
+  <documentManagement>
+    <TaxCatchAll xmlns="32f9f69f-8905-4d36-a4dd-63be13aae6cf" xsi:nil="true"/>
+    <lcf76f155ced4ddcb4097134ff3c332f xmlns="4c246fde-f714-469f-adb8-d668bcc6d43b">
+      <Terms xmlns="http://schemas.microsoft.com/office/infopath/2007/PartnerControls"/>
+    </lcf76f155ced4ddcb4097134ff3c332f>
+  </documentManagement>
+</p:properties>
 </file>
 
-<file path=customXml/itemProps3.xml><?xml version="1.0" encoding="utf-8"?>
+<file path=customXml/itemProps1.xml><?xml version="1.0" encoding="utf-8"?>
 <ds:datastoreItem xmlns:ds="http://schemas.openxmlformats.org/officeDocument/2006/customXml" ds:itemID="{8E184C47-6DAF-4985-8FA1-219B308C0774}">
   <ds:schemaRefs>
     <ds:schemaRef ds:uri="http://schemas.microsoft.com/office/2006/metadata/contentType"/>
@@ -10422,4 +11385,23 @@
     <ds:schemaRef ds:uri="http://schemas.microsoft.com/internal/obd"/>
   </ds:schemaRefs>
 </ds:datastoreItem>
+</file>
+
+<file path=customXml/itemProps2.xml><?xml version="1.0" encoding="utf-8"?>
+<ds:datastoreItem xmlns:ds="http://schemas.openxmlformats.org/officeDocument/2006/customXml" ds:itemID="{519A5E68-7E1B-47BE-A807-C606849E3B6F}">
+  <ds:schemaRefs>
+    <ds:schemaRef ds:uri="http://schemas.microsoft.com/sharepoint/v3/contenttype/forms"/>
+  </ds:schemaRefs>
+</ds:datastoreItem>
+</file>
+
+<file path=customXml/itemProps3.xml><?xml version="1.0" encoding="utf-8"?>
+<ds:datastoreItem xmlns:ds="http://schemas.openxmlformats.org/officeDocument/2006/customXml" ds:itemID="{C9282F30-184B-4C63-9802-4DF603769C54}">
+  <ds:schemaRefs>
+    <ds:schemaRef ds:uri="http://schemas.microsoft.com/office/2006/metadata/properties"/>
+    <ds:schemaRef ds:uri="http://schemas.microsoft.com/office/infopath/2007/PartnerControls"/>
+    <ds:schemaRef ds:uri="32f9f69f-8905-4d36-a4dd-63be13aae6cf"/>
+    <ds:schemaRef ds:uri="4c246fde-f714-469f-adb8-d668bcc6d43b"/>
+  </ds:schemaRefs>
+</ds:datastoreItem>
 </file>